--- a/1부2화_La_clausola_che_non_sale.docx
+++ b/1부2화_La_clausola_che_non_sale.docx
@@ -367,7 +367,7 @@
           <w:color w:val="1A1A1A"/>
           <w:sz w:val="44"/>
         </w:rPr>
-        <w:t xml:space="preserve">   Io userei un'altra ora per controllare i conti di ieri.</w:t>
+        <w:t xml:space="preserve">   Io userei quest'ora per controllare i conti di ieri.</w:t>
       </w:r>
     </w:p>
     <w:p>
@@ -377,7 +377,7 @@
           <w:color w:val="808080"/>
           <w:sz w:val="36"/>
         </w:rPr>
-        <w:t>난 그 시간에 어제 회계 장부나 확인하겠어.</w:t>
+        <w:t>난 이 시간에 어제 장부나 확인하겠어.</w:t>
       </w:r>
     </w:p>
     <w:p>
@@ -707,7 +707,7 @@
           <w:color w:val="808080"/>
           <w:sz w:val="36"/>
         </w:rPr>
-        <w:t>파티마, 계약서를 탁자 위에 놓읍시다. 같이 봐요.</w:t>
+        <w:t>파티마, 계약서를 탁자에 올려놔요. 같이 봐요.</w:t>
       </w:r>
     </w:p>
     <w:p>
@@ -1070,7 +1070,7 @@
           <w:color w:val="1A1A1A"/>
           <w:sz w:val="44"/>
         </w:rPr>
-        <w:t xml:space="preserve">   L'ho ricevuta tre settimane fa. Trenta giorni per rispondere.</w:t>
+        <w:t xml:space="preserve">   È arrivata martedì, ma è datata tre settimane fa.</w:t>
       </w:r>
     </w:p>
     <w:p>
@@ -1080,7 +1080,7 @@
           <w:color w:val="808080"/>
           <w:sz w:val="36"/>
         </w:rPr>
-        <w:t>삼 주 전에 받았어요. 답장 기한은 삼십 일이에요.</w:t>
+        <w:t>화요일에 왔지만, 날짜는 삼 주 전으로 찍혀 있어요.</w:t>
       </w:r>
     </w:p>
     <w:p>
@@ -1100,7 +1100,7 @@
           <w:color w:val="1A1A1A"/>
           <w:sz w:val="44"/>
         </w:rPr>
-        <w:t xml:space="preserve">   Trenta giorni dalla data della lettera, non da oggi.</w:t>
+        <w:t xml:space="preserve">   Trenta giorni dalla data della lettera, non dall'arrivo.</w:t>
       </w:r>
     </w:p>
     <w:p>
@@ -1110,7 +1110,7 @@
           <w:color w:val="808080"/>
           <w:sz w:val="36"/>
         </w:rPr>
-        <w:t>삼십 일은 편지 날짜부터지, 오늘부터가 아니야.</w:t>
+        <w:t>삼십 일은 편지에 적힌 날짜부터지, 받은 날부터가 아니야.</w:t>
       </w:r>
     </w:p>
     <w:p>
@@ -1250,7 +1250,7 @@
           <w:color w:val="1A1A1A"/>
           <w:sz w:val="44"/>
         </w:rPr>
-        <w:t xml:space="preserve">   Segretario Gramsci, entri pure. Stiamo leggendo l'affitto di Fatima.</w:t>
+        <w:t xml:space="preserve">   Segretario Gramsci, entri pure. Stiamo leggendo il contratto di Fatima.</w:t>
       </w:r>
     </w:p>
     <w:p>
@@ -1260,7 +1260,7 @@
           <w:color w:val="808080"/>
           <w:sz w:val="36"/>
         </w:rPr>
-        <w:t>그람시 서기장님, 들어오세요. 파티마의 임대차 계약을 읽고 있어요.</w:t>
+        <w:t>그람시 서기장님, 들어오세요. 파티마의 임대차 계약서를 읽고 있어요.</w:t>
       </w:r>
     </w:p>
     <w:p>
@@ -1640,7 +1640,7 @@
           <w:color w:val="1A1A1A"/>
           <w:sz w:val="44"/>
         </w:rPr>
-        <w:t xml:space="preserve">   Alessandro, che numero hai trovato? Dillo e basta.</w:t>
+        <w:t xml:space="preserve">   Alessandro, che numero ha trovato? Lo dica e basta.</w:t>
       </w:r>
     </w:p>
     <w:p>
@@ -1833,7 +1833,7 @@
           <w:color w:val="1A1A1A"/>
           <w:sz w:val="44"/>
         </w:rPr>
-        <w:t xml:space="preserve">   Ok, mettiamolo in una matrice: fatti, legge, azione, scadenza.</w:t>
+        <w:t xml:space="preserve">   Ok, mettiamolo in una matrice: fatti, legge, scadenza, raccomandata.</w:t>
       </w:r>
     </w:p>
     <w:p>
@@ -1843,7 +1843,7 @@
           <w:color w:val="808080"/>
           <w:sz w:val="36"/>
         </w:rPr>
-        <w:t>좋아, 표로 정리하자: 사실, 법, 행동, 기한.</w:t>
+        <w:t>좋아, 매트릭스로 정리하자. 사실, 법, 기한, 등기우편.</w:t>
       </w:r>
     </w:p>
     <w:p>
@@ -2133,7 +2133,7 @@
           <w:color w:val="1A1A1A"/>
           <w:sz w:val="44"/>
         </w:rPr>
-        <w:t xml:space="preserve">   Fatima, fidati. Qui non capita niente di brutto, davvero.</w:t>
+        <w:t xml:space="preserve">   Fatima, si fidi. Qui non capita niente di brutto, davvero.</w:t>
       </w:r>
     </w:p>
     <w:p>
@@ -2173,7 +2173,7 @@
           <w:color w:val="808080"/>
           <w:sz w:val="36"/>
         </w:rPr>
-        <w:t>소피아, 넌 날 몇 년째 알잖아. 믿을게.</w:t>
+        <w:t>소피아, 날 몇 년째 알잖아요. 믿을게요.</w:t>
       </w:r>
     </w:p>
     <w:p>
@@ -2203,7 +2203,7 @@
           <w:color w:val="808080"/>
           <w:sz w:val="36"/>
         </w:rPr>
-        <w:t>편지에 이번 달들의 정산도 요구하자.</w:t>
+        <w:t>편지에 요 몇 달 치 정산도 요구하자.</w:t>
       </w:r>
     </w:p>
     <w:p>
@@ -2493,7 +2493,7 @@
           <w:color w:val="1A1A1A"/>
           <w:sz w:val="44"/>
         </w:rPr>
-        <w:t xml:space="preserve">   Sofia, scrivi tu la bozza. Ti guardiamo io e Marco.</w:t>
+        <w:t xml:space="preserve">   Sofia, scrivi tu la bozza. La controlliamo io e Marco.</w:t>
       </w:r>
     </w:p>
     <w:p>
@@ -2866,7 +2866,7 @@
           <w:color w:val="1A1A1A"/>
           <w:sz w:val="44"/>
         </w:rPr>
-        <w:t xml:space="preserve">   Non sbagli niente. Abbiamo controllato tutto insieme, tre volte.</w:t>
+        <w:t xml:space="preserve">   Non sbaglia niente. Abbiamo controllato tutto insieme, tre volte.</w:t>
       </w:r>
     </w:p>
     <w:p>
@@ -3046,7 +3046,7 @@
           <w:color w:val="1A1A1A"/>
           <w:sz w:val="44"/>
         </w:rPr>
-        <w:t xml:space="preserve">   Aspetta, prima parliamo del costo. Quanto ci dobbiamo.</w:t>
+        <w:t xml:space="preserve">   Aspetta, prima parliamo del costo. Quanto le chiediamo?</w:t>
       </w:r>
     </w:p>
     <w:p>
@@ -3056,7 +3056,7 @@
           <w:color w:val="808080"/>
           <w:sz w:val="36"/>
         </w:rPr>
-        <w:t>잠깐, 비용 얘기부터 하자. 우리한테 얼마를 줘야 하는지.</w:t>
+        <w:t>잠깐, 비용 얘기부터 하자. 파티마한테 얼마 받을까?</w:t>
       </w:r>
     </w:p>
     <w:p>
@@ -3266,7 +3266,7 @@
           <w:color w:val="808080"/>
           <w:sz w:val="36"/>
         </w:rPr>
-        <w:t>위기란 낡은 것은 죽었는데 새것은 태어나지 못하는 상태를 뜻해.</w:t>
+        <w:t>위기란 낡은 것은 죽어 가는데 새것은 태어나지 못하는 데 있지.</w:t>
       </w:r>
     </w:p>
     <w:p>
@@ -3749,7 +3749,7 @@
           <w:color w:val="1A1A1A"/>
           <w:sz w:val="44"/>
         </w:rPr>
-        <w:t xml:space="preserve">   Sedetevi tutti, che porto la pasta prima che si freddi.</w:t>
+        <w:t xml:space="preserve">   Sedetevi tutti, che porto la pasta prima che si raffreddi.</w:t>
       </w:r>
     </w:p>
     <w:p>
@@ -3779,7 +3779,7 @@
           <w:color w:val="1A1A1A"/>
           <w:sz w:val="44"/>
         </w:rPr>
-        <w:t xml:space="preserve">   Alessandro, i tuoi numeri hanno vinto la giornata, oggi.</w:t>
+        <w:t xml:space="preserve">   Alessandro, oggi hanno vinto i tuoi numeri.</w:t>
       </w:r>
     </w:p>
     <w:p>
@@ -3789,7 +3789,7 @@
           <w:color w:val="808080"/>
           <w:sz w:val="36"/>
         </w:rPr>
-        <w:t>알레산드로, 오늘은 네 숫자가 승리했어.</w:t>
+        <w:t>알레산드로, 오늘은 네 숫자가 이겼어.</w:t>
       </w:r>
     </w:p>
     <w:p>
